--- a/DA_with_Tableau_Final_Project_Report.docx
+++ b/DA_with_Tableau_Final_Project_Report.docx
@@ -4096,7 +4096,27 @@
           <w:sz w:val="26"/>
           <w:szCs w:val="26"/>
         </w:rPr>
-        <w:t>In which units is production recorded, and what is the split?</w:t>
+        <w:t xml:space="preserve">In which units </w:t>
+      </w:r>
+      <w:proofErr w:type="gramStart"/>
+      <w:r>
+        <w:rPr>
+          <w:rFonts w:ascii="Times New Roman" w:hAnsi="Times New Roman" w:cs="Times New Roman"/>
+          <w:color w:val="000000" w:themeColor="text1"/>
+          <w:sz w:val="26"/>
+          <w:szCs w:val="26"/>
+        </w:rPr>
+        <w:t>is</w:t>
+      </w:r>
+      <w:proofErr w:type="gramEnd"/>
+      <w:r>
+        <w:rPr>
+          <w:rFonts w:ascii="Times New Roman" w:hAnsi="Times New Roman" w:cs="Times New Roman"/>
+          <w:color w:val="000000" w:themeColor="text1"/>
+          <w:sz w:val="26"/>
+          <w:szCs w:val="26"/>
+        </w:rPr>
+        <w:t xml:space="preserve"> production recorded, and what is the split?</w:t>
       </w:r>
     </w:p>
     <w:p>
@@ -8280,18 +8300,41 @@
           <w:szCs w:val="26"/>
         </w:rPr>
       </w:pPr>
-      <w:r>
-        <w:rPr>
-          <w:rFonts w:ascii="Times New Roman" w:hAnsi="Times New Roman" w:cs="Times New Roman"/>
-          <w:color w:val="000000" w:themeColor="text1"/>
-          <w:sz w:val="26"/>
-          <w:szCs w:val="26"/>
-        </w:rPr>
-        <w:t>https://public.tableau.com/app/profile/vaibhavi.ghutukade/vizzes</w:t>
+      <w:hyperlink r:id="rId21" w:history="1">
+        <w:r>
+          <w:rPr>
+            <w:rStyle w:val="Hyperlink"/>
+            <w:rFonts w:ascii="Times New Roman" w:hAnsi="Times New Roman" w:cs="Times New Roman"/>
+            <w:sz w:val="26"/>
+            <w:szCs w:val="26"/>
+          </w:rPr>
+          <w:t>https://public.tableau.com/app/profile/vaibhavi.ghutukade/vizzes</w:t>
+        </w:r>
+      </w:hyperlink>
+    </w:p>
+    <w:p>
+      <w:pPr>
+        <w:spacing w:after="120"/>
+        <w:jc w:val="both"/>
+        <w:rPr>
+          <w:rFonts w:ascii="Times New Roman" w:hAnsi="Times New Roman" w:cs="Times New Roman"/>
+          <w:color w:val="000000" w:themeColor="text1"/>
+          <w:sz w:val="26"/>
+          <w:szCs w:val="26"/>
+        </w:rPr>
+      </w:pPr>
+      <w:r>
+        <w:rPr>
+          <w:rFonts w:ascii="Times New Roman" w:hAnsi="Times New Roman" w:cs="Times New Roman"/>
+          <w:color w:val="000000" w:themeColor="text1"/>
+          <w:sz w:val="26"/>
+          <w:szCs w:val="26"/>
+        </w:rPr>
+        <w:t>https://drive.google.com/file/d/15SlXQseohFZreuxNQpZNfq2SYfm-0_-S/view?usp=sharing</w:t>
       </w:r>
     </w:p>
     <w:sectPr>
-      <w:footerReference w:type="default" r:id="rId21"/>
+      <w:footerReference w:type="default" r:id="rId22"/>
       <w:pgSz w:w="12240" w:h="15840"/>
       <w:pgMar w:top="1440" w:right="1440" w:bottom="1440" w:left="1440" w:header="708" w:footer="708" w:gutter="0"/>
       <w:cols w:space="720"/>
@@ -9145,6 +9188,18 @@
       <w:szCs w:val="20"/>
     </w:rPr>
   </w:style>
+  <w:style w:type="character" w:styleId="UnresolvedMention">
+    <w:name w:val="Unresolved Mention"/>
+    <w:basedOn w:val="DefaultParagraphFont"/>
+    <w:uiPriority w:val="99"/>
+    <w:semiHidden/>
+    <w:unhideWhenUsed/>
+    <w:rsid w:val="00F81B5F"/>
+    <w:rPr>
+      <w:color w:val="605E5C"/>
+      <w:shd w:val="clear" w:color="auto" w:fill="E1DFDD"/>
+    </w:rPr>
+  </w:style>
 </w:styles>
 </file>
 
